--- a/apps/legal-docs-blueprints/templates/inversiones_Sociedad/anexo2_designacion_beneficiario/anexo2_designacion_beneficiario.docx
+++ b/apps/legal-docs-blueprints/templates/inversiones_Sociedad/anexo2_designacion_beneficiario/anexo2_designacion_beneficiario.docx
@@ -239,6 +239,8 @@
       </w:r>
       <w:r>
         <w:rPr>
+          <w:b/>
+          <w:bCs/>
           <w:rtl w:val="0"/>
         </w:rPr>
         <w:t xml:space="preserve">{nombreCompleto}</w:t>
@@ -251,6 +253,8 @@
       </w:r>
       <w:r>
         <w:rPr>
+          <w:b/>
+          <w:bCs/>
           <w:rtl w:val="0"/>
         </w:rPr>
         <w:t xml:space="preserve">{nombreSociedadInversionista}</w:t>
@@ -1471,7 +1475,7 @@
                 <w:szCs w:val="17"/>
                 <w:rtl w:val="0"/>
               </w:rPr>
-              <w:t xml:space="preserve">{nombreCompleto}</w:t>
+              <w:t xml:space="preserve">{nombreCompleto},</w:t>
             </w:r>
             <w:r>
               <w:rPr>
@@ -1496,7 +1500,7 @@
                 <w:szCs w:val="17"/>
                 <w:rtl w:val="0"/>
               </w:rPr>
-              <w:t xml:space="preserve">{cargoRepresentanteLegal}</w:t>
+              <w:t xml:space="preserve">{cargoRepresentanteLegal} de la entidad denominada</w:t>
             </w:r>
             <w:r>
               <w:rPr>
